--- a/1lab_report.docx
+++ b/1lab_report.docx
@@ -527,11 +527,9 @@
           <w:pPr>
             <w:pStyle w:val="TOCHeading"/>
           </w:pPr>
-          <w:proofErr w:type="spellStart"/>
           <w:r>
-            <w:t>Contents</w:t>
+            <w:t>Оглавление</w:t>
           </w:r>
-          <w:proofErr w:type="spellEnd"/>
         </w:p>
         <w:p>
           <w:pPr>
@@ -11936,6 +11934,9 @@
     <w:p/>
     <w:p>
       <w:r>
+        <w:rPr>
+          <w:noProof/>
+        </w:rPr>
         <w:drawing>
           <wp:inline distT="0" distB="0" distL="0" distR="0" wp14:anchorId="068CFCC8" wp14:editId="37C80BF4">
             <wp:extent cx="5940425" cy="3123565"/>
@@ -11975,6 +11976,9 @@
     </w:p>
     <w:p>
       <w:r>
+        <w:rPr>
+          <w:noProof/>
+        </w:rPr>
         <w:lastRenderedPageBreak/>
         <w:drawing>
           <wp:inline distT="0" distB="0" distL="0" distR="0" wp14:anchorId="1C479E2A" wp14:editId="46150C52">
@@ -15817,16 +15821,14 @@
           <w:color w:val="C0CAF5"/>
           <w:sz w:val="21"/>
           <w:szCs w:val="21"/>
-          <w:lang w:val="en-US"/>
-        </w:rPr>
-      </w:pPr>
-      <w:r>
-        <w:rPr>
-          <w:rFonts w:ascii="Consolas" w:eastAsia="Times New Roman" w:hAnsi="Consolas" w:cs="Times New Roman"/>
-          <w:color w:val="C0CAF5"/>
-          <w:sz w:val="21"/>
-          <w:szCs w:val="21"/>
-          <w:lang w:val="en-US"/>
+        </w:rPr>
+      </w:pPr>
+      <w:r>
+        <w:rPr>
+          <w:rFonts w:ascii="Consolas" w:eastAsia="Times New Roman" w:hAnsi="Consolas" w:cs="Times New Roman"/>
+          <w:color w:val="C0CAF5"/>
+          <w:sz w:val="21"/>
+          <w:szCs w:val="21"/>
         </w:rPr>
         <w:t>%% 12) Выполните прямое дискретное преобразование Фурье для оригинального звучания и для прореженного сигнала</w:t>
       </w:r>
@@ -19500,6 +19502,7 @@
           <w:color w:val="C0CAF5"/>
           <w:sz w:val="21"/>
           <w:szCs w:val="21"/>
+          <w:lang w:val="en-US"/>
         </w:rPr>
       </w:pPr>
       <w:proofErr w:type="spellStart"/>
@@ -19542,6 +19545,7 @@
           <w:color w:val="C0CAF5"/>
           <w:sz w:val="21"/>
           <w:szCs w:val="21"/>
+          <w:lang w:val="en-US"/>
         </w:rPr>
         <w:t>2000</w:t>
       </w:r>
@@ -20082,6 +20086,7 @@
           <w:color w:val="C0CAF5"/>
           <w:sz w:val="21"/>
           <w:szCs w:val="21"/>
+          <w:lang w:val="en-US"/>
         </w:rPr>
         <w:t>2000</w:t>
       </w:r>
@@ -20284,6 +20289,7 @@
       <w:r>
         <w:rPr>
           <w:rFonts w:ascii="Bahnschrift" w:hAnsi="Bahnschrift"/>
+          <w:noProof/>
           <w:sz w:val="28"/>
           <w:szCs w:val="28"/>
         </w:rPr>
@@ -20339,6 +20345,7 @@
       <w:r>
         <w:rPr>
           <w:rFonts w:ascii="Bahnschrift" w:hAnsi="Bahnschrift"/>
+          <w:noProof/>
           <w:sz w:val="28"/>
           <w:szCs w:val="28"/>
         </w:rPr>
@@ -20394,6 +20401,7 @@
       <w:r>
         <w:rPr>
           <w:rFonts w:ascii="Bahnschrift" w:hAnsi="Bahnschrift"/>
+          <w:noProof/>
           <w:sz w:val="28"/>
           <w:szCs w:val="28"/>
           <w:lang w:val="en-US"/>
@@ -20451,6 +20459,7 @@
       <w:r>
         <w:rPr>
           <w:rFonts w:ascii="Bahnschrift" w:hAnsi="Bahnschrift"/>
+          <w:noProof/>
           <w:sz w:val="28"/>
           <w:szCs w:val="28"/>
           <w:lang w:val="en-US"/>
@@ -20507,6 +20516,7 @@
       <w:r>
         <w:rPr>
           <w:rFonts w:ascii="Bahnschrift" w:hAnsi="Bahnschrift"/>
+          <w:noProof/>
           <w:sz w:val="28"/>
           <w:szCs w:val="28"/>
           <w:lang w:val="en-US"/>
@@ -27307,7 +27317,6 @@
           <w:rFonts w:ascii="Bahnschrift" w:hAnsi="Bahnschrift"/>
           <w:sz w:val="28"/>
           <w:szCs w:val="28"/>
-          <w:lang w:val="en-US"/>
         </w:rPr>
       </w:pPr>
       <w:r>
